--- a/QA_Document.docx
+++ b/QA_Document.docx
@@ -45,9 +45,7 @@
       </w:r>
     </w:p>
     <w:p>
-      <w:r>
-        <w:br w:type="page"/>
-      </w:r>
+      <w:r/>
     </w:p>
     <w:p>
       <w:r>
@@ -261,9 +259,7 @@
       </w:r>
     </w:p>
     <w:p>
-      <w:r>
-        <w:br w:type="page"/>
-      </w:r>
+      <w:r/>
     </w:p>
     <w:tbl>
       <w:tblPr>
@@ -992,7 +988,7 @@
                 <w:color w:val="3A3A3A"/>
                 <w:sz w:val="22"/>
               </w:rPr>
-              <w:t>Instead of just saying 'the RUL is 50 cycles', it adds a confidence range: 'the RUL is 50 cycles, and I am 90% confident the true value is between 30 and 70 cycles'. This uses a technique called conformal prediction.</w:t>
+              <w:t>Instead of just saying 'the RUL is 50 cycles', it adds a confidence range: 'the RUL is 50 cycles, and I am 80% confident the true value is between 30 and 70 cycles'. This uses a technique called conformal prediction.</w:t>
             </w:r>
           </w:p>
         </w:tc>
@@ -2076,7 +2072,7 @@
           <w:color w:val="1F3A5F"/>
           <w:sz w:val="23"/>
         </w:rPr>
-        <w:t>Q33.  Why is cold battery coverage only 88.7%, slightly below the 90% target?</w:t>
+        <w:t>Q33.  Why is cold battery coverage only 74.5%, below the 80% target?</w:t>
       </w:r>
     </w:p>
     <w:tbl>
@@ -2113,6 +2109,9 @@
       <w:pPr>
         <w:spacing w:after="40"/>
       </w:pPr>
+      <w:r>
+        <w:t>Cold battery coverage (74.5%) falls below the 80% conformal target because the cold-group test batteries come from a substantially different distribution than the training data. PSI analysis flags 5 features with RED-level drift (PSI 1.01-2.57), including i_mean (2.57), temp_max (2.46), and v_mean (2.08). Split-conformal prediction guarantees marginal coverage only when calibration and test data are exchangeable; severe distribution shift violates this assumption. The cold group uses LOBO (leave-one-battery-out) calibration to partially mitigate this, but the drift is large enough that coverage still falls 5.5 percentage points below target. Room and hot groups achieve 100% empirical coverage but with over-wide intervals (room q_hat = 69.71 cycles), showing the opposite problem: exchangeability holds but intervals are conservative. The cold-group under-coverage is the central finding of the uncertainty section.</w:t>
+      </w:r>
     </w:p>
     <w:tbl>
       <w:tblPr>
@@ -2145,7 +2144,9 @@
         </w:tc>
       </w:tr>
     </w:tbl>
-    <w:p/>
+    <w:p>
+      <w:r/>
+    </w:p>
     <w:p>
       <w:pPr>
         <w:spacing w:before="200" w:after="40"/>
@@ -3178,7 +3179,7 @@
                 <w:color w:val="3A3A3A"/>
                 <w:sz w:val="22"/>
               </w:rPr>
-              <w:t>Target: 90% conformal coverage — the true RUL must fall inside our predicted interval at least 90% of the time. We achieved: 98.3% overall. YES, target exceeded.</w:t>
+              <w:t>Target: 80% conformal coverage — the true RUL must fall inside our predicted interval at least 90% of the time. We achieved: 98.3% overall. YES, target exceeded.</w:t>
             </w:r>
           </w:p>
         </w:tc>
@@ -3798,9 +3799,7 @@
       </w:pPr>
     </w:p>
     <w:p>
-      <w:r>
-        <w:br w:type="page"/>
-      </w:r>
+      <w:r/>
     </w:p>
     <w:p/>
     <w:p>
